--- a/tillsyn/A 58350-2024 tillsynsbegäran.docx
+++ b/tillsyn/A 58350-2024 tillsynsbegäran.docx
@@ -218,7 +218,7 @@
     <w:r>
       <w:tab/>
       <w:tab/>
-      <w:t>2024-12-10</w:t>
+      <w:t>2024-12-11</w:t>
       <w:br/>
       <w:br/>
     </w:r>

--- a/tillsyn/A 58350-2024 tillsynsbegäran.docx
+++ b/tillsyn/A 58350-2024 tillsynsbegäran.docx
@@ -218,7 +218,7 @@
     <w:r>
       <w:tab/>
       <w:tab/>
-      <w:t>2024-12-11</w:t>
+      <w:t>2024-12-12</w:t>
       <w:br/>
       <w:br/>
     </w:r>

--- a/tillsyn/A 58350-2024 tillsynsbegäran.docx
+++ b/tillsyn/A 58350-2024 tillsynsbegäran.docx
@@ -218,7 +218,7 @@
     <w:r>
       <w:tab/>
       <w:tab/>
-      <w:t>2024-12-12</w:t>
+      <w:t>2024-12-13</w:t>
       <w:br/>
       <w:br/>
     </w:r>

--- a/tillsyn/A 58350-2024 tillsynsbegäran.docx
+++ b/tillsyn/A 58350-2024 tillsynsbegäran.docx
@@ -218,7 +218,7 @@
     <w:r>
       <w:tab/>
       <w:tab/>
-      <w:t>2024-12-13</w:t>
+      <w:t>2024-12-14</w:t>
       <w:br/>
       <w:br/>
     </w:r>

--- a/tillsyn/A 58350-2024 tillsynsbegäran.docx
+++ b/tillsyn/A 58350-2024 tillsynsbegäran.docx
@@ -218,7 +218,7 @@
     <w:r>
       <w:tab/>
       <w:tab/>
-      <w:t>2024-12-14</w:t>
+      <w:t>2024-12-15</w:t>
       <w:br/>
       <w:br/>
     </w:r>

--- a/tillsyn/A 58350-2024 tillsynsbegäran.docx
+++ b/tillsyn/A 58350-2024 tillsynsbegäran.docx
@@ -218,7 +218,7 @@
     <w:r>
       <w:tab/>
       <w:tab/>
-      <w:t>2024-12-15</w:t>
+      <w:t>2024-12-16</w:t>
       <w:br/>
       <w:br/>
     </w:r>

--- a/tillsyn/A 58350-2024 tillsynsbegäran.docx
+++ b/tillsyn/A 58350-2024 tillsynsbegäran.docx
@@ -218,7 +218,7 @@
     <w:r>
       <w:tab/>
       <w:tab/>
-      <w:t>2024-12-16</w:t>
+      <w:t>2024-12-17</w:t>
       <w:br/>
       <w:br/>
     </w:r>

--- a/tillsyn/A 58350-2024 tillsynsbegäran.docx
+++ b/tillsyn/A 58350-2024 tillsynsbegäran.docx
@@ -218,7 +218,7 @@
     <w:r>
       <w:tab/>
       <w:tab/>
-      <w:t>2024-12-17</w:t>
+      <w:t>2024-12-18</w:t>
       <w:br/>
       <w:br/>
     </w:r>

--- a/tillsyn/A 58350-2024 tillsynsbegäran.docx
+++ b/tillsyn/A 58350-2024 tillsynsbegäran.docx
@@ -218,7 +218,7 @@
     <w:r>
       <w:tab/>
       <w:tab/>
-      <w:t>2024-12-18</w:t>
+      <w:t>2024-12-19</w:t>
       <w:br/>
       <w:br/>
     </w:r>

--- a/tillsyn/A 58350-2024 tillsynsbegäran.docx
+++ b/tillsyn/A 58350-2024 tillsynsbegäran.docx
@@ -218,7 +218,7 @@
     <w:r>
       <w:tab/>
       <w:tab/>
-      <w:t>2024-12-19</w:t>
+      <w:t>2024-12-20</w:t>
       <w:br/>
       <w:br/>
     </w:r>

--- a/tillsyn/A 58350-2024 tillsynsbegäran.docx
+++ b/tillsyn/A 58350-2024 tillsynsbegäran.docx
@@ -218,7 +218,7 @@
     <w:r>
       <w:tab/>
       <w:tab/>
-      <w:t>2024-12-31</w:t>
+      <w:t>2025-01-01</w:t>
       <w:br/>
       <w:br/>
     </w:r>

--- a/tillsyn/A 58350-2024 tillsynsbegäran.docx
+++ b/tillsyn/A 58350-2024 tillsynsbegäran.docx
@@ -218,7 +218,7 @@
     <w:r>
       <w:tab/>
       <w:tab/>
-      <w:t>2025-01-01</w:t>
+      <w:t>2025-01-02</w:t>
       <w:br/>
       <w:br/>
     </w:r>

--- a/tillsyn/A 58350-2024 tillsynsbegäran.docx
+++ b/tillsyn/A 58350-2024 tillsynsbegäran.docx
@@ -218,7 +218,7 @@
     <w:r>
       <w:tab/>
       <w:tab/>
-      <w:t>2025-01-02</w:t>
+      <w:t>2025-01-03</w:t>
       <w:br/>
       <w:br/>
     </w:r>

--- a/tillsyn/A 58350-2024 tillsynsbegäran.docx
+++ b/tillsyn/A 58350-2024 tillsynsbegäran.docx
@@ -218,7 +218,7 @@
     <w:r>
       <w:tab/>
       <w:tab/>
-      <w:t>2025-01-30</w:t>
+      <w:t>2025-01-31</w:t>
       <w:br/>
       <w:br/>
     </w:r>

--- a/tillsyn/A 58350-2024 tillsynsbegäran.docx
+++ b/tillsyn/A 58350-2024 tillsynsbegäran.docx
@@ -218,7 +218,7 @@
     <w:r>
       <w:tab/>
       <w:tab/>
-      <w:t>2025-01-31</w:t>
+      <w:t>2025-02-02</w:t>
       <w:br/>
       <w:br/>
     </w:r>

--- a/tillsyn/A 58350-2024 tillsynsbegäran.docx
+++ b/tillsyn/A 58350-2024 tillsynsbegäran.docx
@@ -218,7 +218,7 @@
     <w:r>
       <w:tab/>
       <w:tab/>
-      <w:t>2025-02-02</w:t>
+      <w:t>2025-02-03</w:t>
       <w:br/>
       <w:br/>
     </w:r>

--- a/tillsyn/A 58350-2024 tillsynsbegäran.docx
+++ b/tillsyn/A 58350-2024 tillsynsbegäran.docx
@@ -218,7 +218,7 @@
     <w:r>
       <w:tab/>
       <w:tab/>
-      <w:t>2025-02-03</w:t>
+      <w:t>2025-02-04</w:t>
       <w:br/>
       <w:br/>
     </w:r>

--- a/tillsyn/A 58350-2024 tillsynsbegäran.docx
+++ b/tillsyn/A 58350-2024 tillsynsbegäran.docx
@@ -218,7 +218,7 @@
     <w:r>
       <w:tab/>
       <w:tab/>
-      <w:t>2025-02-04</w:t>
+      <w:t>2025-02-05</w:t>
       <w:br/>
       <w:br/>
     </w:r>

--- a/tillsyn/A 58350-2024 tillsynsbegäran.docx
+++ b/tillsyn/A 58350-2024 tillsynsbegäran.docx
@@ -218,7 +218,7 @@
     <w:r>
       <w:tab/>
       <w:tab/>
-      <w:t>2025-02-05</w:t>
+      <w:t>2025-02-06</w:t>
       <w:br/>
       <w:br/>
     </w:r>

--- a/tillsyn/A 58350-2024 tillsynsbegäran.docx
+++ b/tillsyn/A 58350-2024 tillsynsbegäran.docx
@@ -218,7 +218,7 @@
     <w:r>
       <w:tab/>
       <w:tab/>
-      <w:t>2025-02-06</w:t>
+      <w:t>2025-02-07</w:t>
       <w:br/>
       <w:br/>
     </w:r>

--- a/tillsyn/A 58350-2024 tillsynsbegäran.docx
+++ b/tillsyn/A 58350-2024 tillsynsbegäran.docx
@@ -218,7 +218,7 @@
     <w:r>
       <w:tab/>
       <w:tab/>
-      <w:t>2025-02-07</w:t>
+      <w:t>2025-02-08</w:t>
       <w:br/>
       <w:br/>
     </w:r>

--- a/tillsyn/A 58350-2024 tillsynsbegäran.docx
+++ b/tillsyn/A 58350-2024 tillsynsbegäran.docx
@@ -218,7 +218,7 @@
     <w:r>
       <w:tab/>
       <w:tab/>
-      <w:t>2025-02-08</w:t>
+      <w:t>2025-02-09</w:t>
       <w:br/>
       <w:br/>
     </w:r>

--- a/tillsyn/A 58350-2024 tillsynsbegäran.docx
+++ b/tillsyn/A 58350-2024 tillsynsbegäran.docx
@@ -218,7 +218,7 @@
     <w:r>
       <w:tab/>
       <w:tab/>
-      <w:t>2025-02-09</w:t>
+      <w:t>2025-02-10</w:t>
       <w:br/>
       <w:br/>
     </w:r>

--- a/tillsyn/A 58350-2024 tillsynsbegäran.docx
+++ b/tillsyn/A 58350-2024 tillsynsbegäran.docx
@@ -218,7 +218,7 @@
     <w:r>
       <w:tab/>
       <w:tab/>
-      <w:t>2025-02-10</w:t>
+      <w:t>2025-02-11</w:t>
       <w:br/>
       <w:br/>
     </w:r>

--- a/tillsyn/A 58350-2024 tillsynsbegäran.docx
+++ b/tillsyn/A 58350-2024 tillsynsbegäran.docx
@@ -218,7 +218,7 @@
     <w:r>
       <w:tab/>
       <w:tab/>
-      <w:t>2025-02-11</w:t>
+      <w:t>2025-02-12</w:t>
       <w:br/>
       <w:br/>
     </w:r>

--- a/tillsyn/A 58350-2024 tillsynsbegäran.docx
+++ b/tillsyn/A 58350-2024 tillsynsbegäran.docx
@@ -218,7 +218,7 @@
     <w:r>
       <w:tab/>
       <w:tab/>
-      <w:t>2025-02-12</w:t>
+      <w:t>2025-02-13</w:t>
       <w:br/>
       <w:br/>
     </w:r>

--- a/tillsyn/A 58350-2024 tillsynsbegäran.docx
+++ b/tillsyn/A 58350-2024 tillsynsbegäran.docx
@@ -218,7 +218,7 @@
     <w:r>
       <w:tab/>
       <w:tab/>
-      <w:t>2025-02-13</w:t>
+      <w:t>2025-02-14</w:t>
       <w:br/>
       <w:br/>
     </w:r>

--- a/tillsyn/A 58350-2024 tillsynsbegäran.docx
+++ b/tillsyn/A 58350-2024 tillsynsbegäran.docx
@@ -218,7 +218,7 @@
     <w:r>
       <w:tab/>
       <w:tab/>
-      <w:t>2025-02-14</w:t>
+      <w:t>2025-02-15</w:t>
       <w:br/>
       <w:br/>
     </w:r>

--- a/tillsyn/A 58350-2024 tillsynsbegäran.docx
+++ b/tillsyn/A 58350-2024 tillsynsbegäran.docx
@@ -218,7 +218,7 @@
     <w:r>
       <w:tab/>
       <w:tab/>
-      <w:t>2025-02-15</w:t>
+      <w:t>2025-02-16</w:t>
       <w:br/>
       <w:br/>
     </w:r>

--- a/tillsyn/A 58350-2024 tillsynsbegäran.docx
+++ b/tillsyn/A 58350-2024 tillsynsbegäran.docx
@@ -218,7 +218,7 @@
     <w:r>
       <w:tab/>
       <w:tab/>
-      <w:t>2025-02-16</w:t>
+      <w:t>2025-02-17</w:t>
       <w:br/>
       <w:br/>
     </w:r>

--- a/tillsyn/A 58350-2024 tillsynsbegäran.docx
+++ b/tillsyn/A 58350-2024 tillsynsbegäran.docx
@@ -218,7 +218,7 @@
     <w:r>
       <w:tab/>
       <w:tab/>
-      <w:t>2025-02-17</w:t>
+      <w:t>2025-02-18</w:t>
       <w:br/>
       <w:br/>
     </w:r>

--- a/tillsyn/A 58350-2024 tillsynsbegäran.docx
+++ b/tillsyn/A 58350-2024 tillsynsbegäran.docx
@@ -218,7 +218,7 @@
     <w:r>
       <w:tab/>
       <w:tab/>
-      <w:t>2025-02-18</w:t>
+      <w:t>2025-02-19</w:t>
       <w:br/>
       <w:br/>
     </w:r>

--- a/tillsyn/A 58350-2024 tillsynsbegäran.docx
+++ b/tillsyn/A 58350-2024 tillsynsbegäran.docx
@@ -218,7 +218,7 @@
     <w:r>
       <w:tab/>
       <w:tab/>
-      <w:t>2025-02-19</w:t>
+      <w:t>2025-02-20</w:t>
       <w:br/>
       <w:br/>
     </w:r>

--- a/tillsyn/A 58350-2024 tillsynsbegäran.docx
+++ b/tillsyn/A 58350-2024 tillsynsbegäran.docx
@@ -218,7 +218,7 @@
     <w:r>
       <w:tab/>
       <w:tab/>
-      <w:t>2025-02-20</w:t>
+      <w:t>2025-02-21</w:t>
       <w:br/>
       <w:br/>
     </w:r>

--- a/tillsyn/A 58350-2024 tillsynsbegäran.docx
+++ b/tillsyn/A 58350-2024 tillsynsbegäran.docx
@@ -218,7 +218,7 @@
     <w:r>
       <w:tab/>
       <w:tab/>
-      <w:t>2025-02-21</w:t>
+      <w:t>2025-02-22</w:t>
       <w:br/>
       <w:br/>
     </w:r>

--- a/tillsyn/A 58350-2024 tillsynsbegäran.docx
+++ b/tillsyn/A 58350-2024 tillsynsbegäran.docx
@@ -218,7 +218,7 @@
     <w:r>
       <w:tab/>
       <w:tab/>
-      <w:t>2025-02-22</w:t>
+      <w:t>2025-02-23</w:t>
       <w:br/>
       <w:br/>
     </w:r>

--- a/tillsyn/A 58350-2024 tillsynsbegäran.docx
+++ b/tillsyn/A 58350-2024 tillsynsbegäran.docx
@@ -218,7 +218,7 @@
     <w:r>
       <w:tab/>
       <w:tab/>
-      <w:t>2025-02-23</w:t>
+      <w:t>2025-02-24</w:t>
       <w:br/>
       <w:br/>
     </w:r>

--- a/tillsyn/A 58350-2024 tillsynsbegäran.docx
+++ b/tillsyn/A 58350-2024 tillsynsbegäran.docx
@@ -218,7 +218,7 @@
     <w:r>
       <w:tab/>
       <w:tab/>
-      <w:t>2025-02-24</w:t>
+      <w:t>2025-02-25</w:t>
       <w:br/>
       <w:br/>
     </w:r>

--- a/tillsyn/A 58350-2024 tillsynsbegäran.docx
+++ b/tillsyn/A 58350-2024 tillsynsbegäran.docx
@@ -218,7 +218,7 @@
     <w:r>
       <w:tab/>
       <w:tab/>
-      <w:t>2025-02-25</w:t>
+      <w:t>2025-02-26</w:t>
       <w:br/>
       <w:br/>
     </w:r>

--- a/tillsyn/A 58350-2024 tillsynsbegäran.docx
+++ b/tillsyn/A 58350-2024 tillsynsbegäran.docx
@@ -218,7 +218,7 @@
     <w:r>
       <w:tab/>
       <w:tab/>
-      <w:t>2025-02-26</w:t>
+      <w:t>2025-02-27</w:t>
       <w:br/>
       <w:br/>
     </w:r>

--- a/tillsyn/A 58350-2024 tillsynsbegäran.docx
+++ b/tillsyn/A 58350-2024 tillsynsbegäran.docx
@@ -218,7 +218,7 @@
     <w:r>
       <w:tab/>
       <w:tab/>
-      <w:t>2025-03-02</w:t>
+      <w:t>2025-03-03</w:t>
       <w:br/>
       <w:br/>
     </w:r>

--- a/tillsyn/A 58350-2024 tillsynsbegäran.docx
+++ b/tillsyn/A 58350-2024 tillsynsbegäran.docx
@@ -218,7 +218,7 @@
     <w:r>
       <w:tab/>
       <w:tab/>
-      <w:t>2025-03-03</w:t>
+      <w:t>2025-03-04</w:t>
       <w:br/>
       <w:br/>
     </w:r>

--- a/tillsyn/A 58350-2024 tillsynsbegäran.docx
+++ b/tillsyn/A 58350-2024 tillsynsbegäran.docx
@@ -218,7 +218,7 @@
     <w:r>
       <w:tab/>
       <w:tab/>
-      <w:t>2025-03-04</w:t>
+      <w:t>2025-03-05</w:t>
       <w:br/>
       <w:br/>
     </w:r>

--- a/tillsyn/A 58350-2024 tillsynsbegäran.docx
+++ b/tillsyn/A 58350-2024 tillsynsbegäran.docx
@@ -218,7 +218,7 @@
     <w:r>
       <w:tab/>
       <w:tab/>
-      <w:t>2025-03-05</w:t>
+      <w:t>2025-03-06</w:t>
       <w:br/>
       <w:br/>
     </w:r>

--- a/tillsyn/A 58350-2024 tillsynsbegäran.docx
+++ b/tillsyn/A 58350-2024 tillsynsbegäran.docx
@@ -218,7 +218,7 @@
     <w:r>
       <w:tab/>
       <w:tab/>
-      <w:t>2025-03-06</w:t>
+      <w:t>2025-03-07</w:t>
       <w:br/>
       <w:br/>
     </w:r>

--- a/tillsyn/A 58350-2024 tillsynsbegäran.docx
+++ b/tillsyn/A 58350-2024 tillsynsbegäran.docx
@@ -218,7 +218,7 @@
     <w:r>
       <w:tab/>
       <w:tab/>
-      <w:t>2025-03-07</w:t>
+      <w:t>2025-03-08</w:t>
       <w:br/>
       <w:br/>
     </w:r>

--- a/tillsyn/A 58350-2024 tillsynsbegäran.docx
+++ b/tillsyn/A 58350-2024 tillsynsbegäran.docx
@@ -218,7 +218,7 @@
     <w:r>
       <w:tab/>
       <w:tab/>
-      <w:t>2025-03-08</w:t>
+      <w:t>2025-03-09</w:t>
       <w:br/>
       <w:br/>
     </w:r>

--- a/tillsyn/A 58350-2024 tillsynsbegäran.docx
+++ b/tillsyn/A 58350-2024 tillsynsbegäran.docx
@@ -218,7 +218,7 @@
     <w:r>
       <w:tab/>
       <w:tab/>
-      <w:t>2025-03-09</w:t>
+      <w:t>2025-03-10</w:t>
       <w:br/>
       <w:br/>
     </w:r>

--- a/tillsyn/A 58350-2024 tillsynsbegäran.docx
+++ b/tillsyn/A 58350-2024 tillsynsbegäran.docx
@@ -218,7 +218,7 @@
     <w:r>
       <w:tab/>
       <w:tab/>
-      <w:t>2025-03-10</w:t>
+      <w:t>2025-03-11</w:t>
       <w:br/>
       <w:br/>
     </w:r>

--- a/tillsyn/A 58350-2024 tillsynsbegäran.docx
+++ b/tillsyn/A 58350-2024 tillsynsbegäran.docx
@@ -218,7 +218,7 @@
     <w:r>
       <w:tab/>
       <w:tab/>
-      <w:t>2025-03-11</w:t>
+      <w:t>2025-03-12</w:t>
       <w:br/>
       <w:br/>
     </w:r>

--- a/tillsyn/A 58350-2024 tillsynsbegäran.docx
+++ b/tillsyn/A 58350-2024 tillsynsbegäran.docx
@@ -218,7 +218,7 @@
     <w:r>
       <w:tab/>
       <w:tab/>
-      <w:t>2025-03-12</w:t>
+      <w:t>2025-03-13</w:t>
       <w:br/>
       <w:br/>
     </w:r>

--- a/tillsyn/A 58350-2024 tillsynsbegäran.docx
+++ b/tillsyn/A 58350-2024 tillsynsbegäran.docx
@@ -218,7 +218,7 @@
     <w:r>
       <w:tab/>
       <w:tab/>
-      <w:t>2025-03-13</w:t>
+      <w:t>2025-03-14</w:t>
       <w:br/>
       <w:br/>
     </w:r>

--- a/tillsyn/A 58350-2024 tillsynsbegäran.docx
+++ b/tillsyn/A 58350-2024 tillsynsbegäran.docx
@@ -218,7 +218,7 @@
     <w:r>
       <w:tab/>
       <w:tab/>
-      <w:t>2025-03-14</w:t>
+      <w:t>2025-03-15</w:t>
       <w:br/>
       <w:br/>
     </w:r>

--- a/tillsyn/A 58350-2024 tillsynsbegäran.docx
+++ b/tillsyn/A 58350-2024 tillsynsbegäran.docx
@@ -218,7 +218,7 @@
     <w:r>
       <w:tab/>
       <w:tab/>
-      <w:t>2025-03-15</w:t>
+      <w:t>2025-03-16</w:t>
       <w:br/>
       <w:br/>
     </w:r>

--- a/tillsyn/A 58350-2024 tillsynsbegäran.docx
+++ b/tillsyn/A 58350-2024 tillsynsbegäran.docx
@@ -218,7 +218,7 @@
     <w:r>
       <w:tab/>
       <w:tab/>
-      <w:t>2025-03-16</w:t>
+      <w:t>2025-03-17</w:t>
       <w:br/>
       <w:br/>
     </w:r>

--- a/tillsyn/A 58350-2024 tillsynsbegäran.docx
+++ b/tillsyn/A 58350-2024 tillsynsbegäran.docx
@@ -218,7 +218,7 @@
     <w:r>
       <w:tab/>
       <w:tab/>
-      <w:t>2025-03-17</w:t>
+      <w:t>2025-03-18</w:t>
       <w:br/>
       <w:br/>
     </w:r>

--- a/tillsyn/A 58350-2024 tillsynsbegäran.docx
+++ b/tillsyn/A 58350-2024 tillsynsbegäran.docx
@@ -218,7 +218,7 @@
     <w:r>
       <w:tab/>
       <w:tab/>
-      <w:t>2025-03-18</w:t>
+      <w:t>2025-03-19</w:t>
       <w:br/>
       <w:br/>
     </w:r>

--- a/tillsyn/A 58350-2024 tillsynsbegäran.docx
+++ b/tillsyn/A 58350-2024 tillsynsbegäran.docx
@@ -218,7 +218,7 @@
     <w:r>
       <w:tab/>
       <w:tab/>
-      <w:t>2025-03-19</w:t>
+      <w:t>2025-03-20</w:t>
       <w:br/>
       <w:br/>
     </w:r>

--- a/tillsyn/A 58350-2024 tillsynsbegäran.docx
+++ b/tillsyn/A 58350-2024 tillsynsbegäran.docx
@@ -218,7 +218,7 @@
     <w:r>
       <w:tab/>
       <w:tab/>
-      <w:t>2025-03-20</w:t>
+      <w:t>2025-03-21</w:t>
       <w:br/>
       <w:br/>
     </w:r>

--- a/tillsyn/A 58350-2024 tillsynsbegäran.docx
+++ b/tillsyn/A 58350-2024 tillsynsbegäran.docx
@@ -218,7 +218,7 @@
     <w:r>
       <w:tab/>
       <w:tab/>
-      <w:t>2025-03-21</w:t>
+      <w:t>2025-03-22</w:t>
       <w:br/>
       <w:br/>
     </w:r>

--- a/tillsyn/A 58350-2024 tillsynsbegäran.docx
+++ b/tillsyn/A 58350-2024 tillsynsbegäran.docx
@@ -218,7 +218,7 @@
     <w:r>
       <w:tab/>
       <w:tab/>
-      <w:t>2025-03-22</w:t>
+      <w:t>2025-03-23</w:t>
       <w:br/>
       <w:br/>
     </w:r>

--- a/tillsyn/A 58350-2024 tillsynsbegäran.docx
+++ b/tillsyn/A 58350-2024 tillsynsbegäran.docx
@@ -218,7 +218,7 @@
     <w:r>
       <w:tab/>
       <w:tab/>
-      <w:t>2025-03-23</w:t>
+      <w:t>2025-03-24</w:t>
       <w:br/>
       <w:br/>
     </w:r>

--- a/tillsyn/A 58350-2024 tillsynsbegäran.docx
+++ b/tillsyn/A 58350-2024 tillsynsbegäran.docx
@@ -218,7 +218,7 @@
     <w:r>
       <w:tab/>
       <w:tab/>
-      <w:t>2025-03-24</w:t>
+      <w:t>2025-03-25</w:t>
       <w:br/>
       <w:br/>
     </w:r>

--- a/tillsyn/A 58350-2024 tillsynsbegäran.docx
+++ b/tillsyn/A 58350-2024 tillsynsbegäran.docx
@@ -218,7 +218,7 @@
     <w:r>
       <w:tab/>
       <w:tab/>
-      <w:t>2025-03-25</w:t>
+      <w:t>2025-03-26</w:t>
       <w:br/>
       <w:br/>
     </w:r>

--- a/tillsyn/A 58350-2024 tillsynsbegäran.docx
+++ b/tillsyn/A 58350-2024 tillsynsbegäran.docx
@@ -218,7 +218,7 @@
     <w:r>
       <w:tab/>
       <w:tab/>
-      <w:t>2025-03-26</w:t>
+      <w:t>2025-03-27</w:t>
       <w:br/>
       <w:br/>
     </w:r>

--- a/tillsyn/A 58350-2024 tillsynsbegäran.docx
+++ b/tillsyn/A 58350-2024 tillsynsbegäran.docx
@@ -218,7 +218,7 @@
     <w:r>
       <w:tab/>
       <w:tab/>
-      <w:t>2025-03-27</w:t>
+      <w:t>2025-03-28</w:t>
       <w:br/>
       <w:br/>
     </w:r>

--- a/tillsyn/A 58350-2024 tillsynsbegäran.docx
+++ b/tillsyn/A 58350-2024 tillsynsbegäran.docx
@@ -218,7 +218,7 @@
     <w:r>
       <w:tab/>
       <w:tab/>
-      <w:t>2025-04-02</w:t>
+      <w:t>2025-04-03</w:t>
       <w:br/>
       <w:br/>
     </w:r>

--- a/tillsyn/A 58350-2024 tillsynsbegäran.docx
+++ b/tillsyn/A 58350-2024 tillsynsbegäran.docx
@@ -218,7 +218,7 @@
     <w:r>
       <w:tab/>
       <w:tab/>
-      <w:t>2025-04-03</w:t>
+      <w:t>2025-04-05</w:t>
       <w:br/>
       <w:br/>
     </w:r>

--- a/tillsyn/A 58350-2024 tillsynsbegäran.docx
+++ b/tillsyn/A 58350-2024 tillsynsbegäran.docx
@@ -218,7 +218,7 @@
     <w:r>
       <w:tab/>
       <w:tab/>
-      <w:t>2025-04-05</w:t>
+      <w:t>2025-04-06</w:t>
       <w:br/>
       <w:br/>
     </w:r>

--- a/tillsyn/A 58350-2024 tillsynsbegäran.docx
+++ b/tillsyn/A 58350-2024 tillsynsbegäran.docx
@@ -218,7 +218,7 @@
     <w:r>
       <w:tab/>
       <w:tab/>
-      <w:t>2025-04-06</w:t>
+      <w:t>2025-04-07</w:t>
       <w:br/>
       <w:br/>
     </w:r>

--- a/tillsyn/A 58350-2024 tillsynsbegäran.docx
+++ b/tillsyn/A 58350-2024 tillsynsbegäran.docx
@@ -218,7 +218,7 @@
     <w:r>
       <w:tab/>
       <w:tab/>
-      <w:t>2025-04-07</w:t>
+      <w:t>2025-04-08</w:t>
       <w:br/>
       <w:br/>
     </w:r>

--- a/tillsyn/A 58350-2024 tillsynsbegäran.docx
+++ b/tillsyn/A 58350-2024 tillsynsbegäran.docx
@@ -218,7 +218,7 @@
     <w:r>
       <w:tab/>
       <w:tab/>
-      <w:t>2025-04-08</w:t>
+      <w:t>2025-04-09</w:t>
       <w:br/>
       <w:br/>
     </w:r>

--- a/tillsyn/A 58350-2024 tillsynsbegäran.docx
+++ b/tillsyn/A 58350-2024 tillsynsbegäran.docx
@@ -218,7 +218,7 @@
     <w:r>
       <w:tab/>
       <w:tab/>
-      <w:t>2025-04-09</w:t>
+      <w:t>2025-04-10</w:t>
       <w:br/>
       <w:br/>
     </w:r>

--- a/tillsyn/A 58350-2024 tillsynsbegäran.docx
+++ b/tillsyn/A 58350-2024 tillsynsbegäran.docx
@@ -218,7 +218,7 @@
     <w:r>
       <w:tab/>
       <w:tab/>
-      <w:t>2025-04-10</w:t>
+      <w:t>2025-04-11</w:t>
       <w:br/>
       <w:br/>
     </w:r>

--- a/tillsyn/A 58350-2024 tillsynsbegäran.docx
+++ b/tillsyn/A 58350-2024 tillsynsbegäran.docx
@@ -218,7 +218,7 @@
     <w:r>
       <w:tab/>
       <w:tab/>
-      <w:t>2025-04-11</w:t>
+      <w:t>2025-04-12</w:t>
       <w:br/>
       <w:br/>
     </w:r>

--- a/tillsyn/A 58350-2024 tillsynsbegäran.docx
+++ b/tillsyn/A 58350-2024 tillsynsbegäran.docx
@@ -218,7 +218,7 @@
     <w:r>
       <w:tab/>
       <w:tab/>
-      <w:t>2025-04-12</w:t>
+      <w:t>2025-04-13</w:t>
       <w:br/>
       <w:br/>
     </w:r>

--- a/tillsyn/A 58350-2024 tillsynsbegäran.docx
+++ b/tillsyn/A 58350-2024 tillsynsbegäran.docx
@@ -218,7 +218,7 @@
     <w:r>
       <w:tab/>
       <w:tab/>
-      <w:t>2025-04-13</w:t>
+      <w:t>2025-04-14</w:t>
       <w:br/>
       <w:br/>
     </w:r>

--- a/tillsyn/A 58350-2024 tillsynsbegäran.docx
+++ b/tillsyn/A 58350-2024 tillsynsbegäran.docx
@@ -218,7 +218,7 @@
     <w:r>
       <w:tab/>
       <w:tab/>
-      <w:t>2025-04-14</w:t>
+      <w:t>2025-04-15</w:t>
       <w:br/>
       <w:br/>
     </w:r>

--- a/tillsyn/A 58350-2024 tillsynsbegäran.docx
+++ b/tillsyn/A 58350-2024 tillsynsbegäran.docx
@@ -218,7 +218,7 @@
     <w:r>
       <w:tab/>
       <w:tab/>
-      <w:t>2025-04-15</w:t>
+      <w:t>2025-04-16</w:t>
       <w:br/>
       <w:br/>
     </w:r>

--- a/tillsyn/A 58350-2024 tillsynsbegäran.docx
+++ b/tillsyn/A 58350-2024 tillsynsbegäran.docx
@@ -218,7 +218,7 @@
     <w:r>
       <w:tab/>
       <w:tab/>
-      <w:t>2025-04-16</w:t>
+      <w:t>2025-04-17</w:t>
       <w:br/>
       <w:br/>
     </w:r>

--- a/tillsyn/A 58350-2024 tillsynsbegäran.docx
+++ b/tillsyn/A 58350-2024 tillsynsbegäran.docx
@@ -218,7 +218,7 @@
     <w:r>
       <w:tab/>
       <w:tab/>
-      <w:t>2025-04-17</w:t>
+      <w:t>2025-04-18</w:t>
       <w:br/>
       <w:br/>
     </w:r>

--- a/tillsyn/A 58350-2024 tillsynsbegäran.docx
+++ b/tillsyn/A 58350-2024 tillsynsbegäran.docx
@@ -218,7 +218,7 @@
     <w:r>
       <w:tab/>
       <w:tab/>
-      <w:t>2025-04-18</w:t>
+      <w:t>2025-04-19</w:t>
       <w:br/>
       <w:br/>
     </w:r>

--- a/tillsyn/A 58350-2024 tillsynsbegäran.docx
+++ b/tillsyn/A 58350-2024 tillsynsbegäran.docx
@@ -218,7 +218,7 @@
     <w:r>
       <w:tab/>
       <w:tab/>
-      <w:t>2025-05-03</w:t>
+      <w:t>2025-05-04</w:t>
       <w:br/>
       <w:br/>
     </w:r>

--- a/tillsyn/A 58350-2024 tillsynsbegäran.docx
+++ b/tillsyn/A 58350-2024 tillsynsbegäran.docx
@@ -218,7 +218,7 @@
     <w:r>
       <w:tab/>
       <w:tab/>
-      <w:t>2025-05-04</w:t>
+      <w:t>2025-05-06</w:t>
       <w:br/>
       <w:br/>
     </w:r>

--- a/tillsyn/A 58350-2024 tillsynsbegäran.docx
+++ b/tillsyn/A 58350-2024 tillsynsbegäran.docx
@@ -218,7 +218,7 @@
     <w:r>
       <w:tab/>
       <w:tab/>
-      <w:t>2025-05-06</w:t>
+      <w:t>2025-05-07</w:t>
       <w:br/>
       <w:br/>
     </w:r>

--- a/tillsyn/A 58350-2024 tillsynsbegäran.docx
+++ b/tillsyn/A 58350-2024 tillsynsbegäran.docx
@@ -218,7 +218,7 @@
     <w:r>
       <w:tab/>
       <w:tab/>
-      <w:t>2025-05-07</w:t>
+      <w:t>2025-05-08</w:t>
       <w:br/>
       <w:br/>
     </w:r>

--- a/tillsyn/A 58350-2024 tillsynsbegäran.docx
+++ b/tillsyn/A 58350-2024 tillsynsbegäran.docx
@@ -218,7 +218,7 @@
     <w:r>
       <w:tab/>
       <w:tab/>
-      <w:t>2025-05-08</w:t>
+      <w:t>2025-05-09</w:t>
       <w:br/>
       <w:br/>
     </w:r>

--- a/tillsyn/A 58350-2024 tillsynsbegäran.docx
+++ b/tillsyn/A 58350-2024 tillsynsbegäran.docx
@@ -218,7 +218,7 @@
     <w:r>
       <w:tab/>
       <w:tab/>
-      <w:t>2025-05-09</w:t>
+      <w:t>2025-05-10</w:t>
       <w:br/>
       <w:br/>
     </w:r>

--- a/tillsyn/A 58350-2024 tillsynsbegäran.docx
+++ b/tillsyn/A 58350-2024 tillsynsbegäran.docx
@@ -218,7 +218,7 @@
     <w:r>
       <w:tab/>
       <w:tab/>
-      <w:t>2025-05-10</w:t>
+      <w:t>2025-05-11</w:t>
       <w:br/>
       <w:br/>
     </w:r>

--- a/tillsyn/A 58350-2024 tillsynsbegäran.docx
+++ b/tillsyn/A 58350-2024 tillsynsbegäran.docx
@@ -218,7 +218,7 @@
     <w:r>
       <w:tab/>
       <w:tab/>
-      <w:t>2025-05-11</w:t>
+      <w:t>2025-05-12</w:t>
       <w:br/>
       <w:br/>
     </w:r>

--- a/tillsyn/A 58350-2024 tillsynsbegäran.docx
+++ b/tillsyn/A 58350-2024 tillsynsbegäran.docx
@@ -218,7 +218,7 @@
     <w:r>
       <w:tab/>
       <w:tab/>
-      <w:t>2025-05-12</w:t>
+      <w:t>2025-05-13</w:t>
       <w:br/>
       <w:br/>
     </w:r>

--- a/tillsyn/A 58350-2024 tillsynsbegäran.docx
+++ b/tillsyn/A 58350-2024 tillsynsbegäran.docx
@@ -218,7 +218,7 @@
     <w:r>
       <w:tab/>
       <w:tab/>
-      <w:t>2025-05-13</w:t>
+      <w:t>2025-05-14</w:t>
       <w:br/>
       <w:br/>
     </w:r>

--- a/tillsyn/A 58350-2024 tillsynsbegäran.docx
+++ b/tillsyn/A 58350-2024 tillsynsbegäran.docx
@@ -218,7 +218,7 @@
     <w:r>
       <w:tab/>
       <w:tab/>
-      <w:t>2025-05-14</w:t>
+      <w:t>2025-05-15</w:t>
       <w:br/>
       <w:br/>
     </w:r>

--- a/tillsyn/A 58350-2024 tillsynsbegäran.docx
+++ b/tillsyn/A 58350-2024 tillsynsbegäran.docx
@@ -218,7 +218,7 @@
     <w:r>
       <w:tab/>
       <w:tab/>
-      <w:t>2025-05-15</w:t>
+      <w:t>2025-05-16</w:t>
       <w:br/>
       <w:br/>
     </w:r>

--- a/tillsyn/A 58350-2024 tillsynsbegäran.docx
+++ b/tillsyn/A 58350-2024 tillsynsbegäran.docx
@@ -218,7 +218,7 @@
     <w:r>
       <w:tab/>
       <w:tab/>
-      <w:t>2025-05-16</w:t>
+      <w:t>2025-05-17</w:t>
       <w:br/>
       <w:br/>
     </w:r>

--- a/tillsyn/A 58350-2024 tillsynsbegäran.docx
+++ b/tillsyn/A 58350-2024 tillsynsbegäran.docx
@@ -218,7 +218,7 @@
     <w:r>
       <w:tab/>
       <w:tab/>
-      <w:t>2025-05-17</w:t>
+      <w:t>2025-05-18</w:t>
       <w:br/>
       <w:br/>
     </w:r>

--- a/tillsyn/A 58350-2024 tillsynsbegäran.docx
+++ b/tillsyn/A 58350-2024 tillsynsbegäran.docx
@@ -218,7 +218,7 @@
     <w:r>
       <w:tab/>
       <w:tab/>
-      <w:t>2025-05-18</w:t>
+      <w:t>2025-05-19</w:t>
       <w:br/>
       <w:br/>
     </w:r>

--- a/tillsyn/A 58350-2024 tillsynsbegäran.docx
+++ b/tillsyn/A 58350-2024 tillsynsbegäran.docx
@@ -218,7 +218,7 @@
     <w:r>
       <w:tab/>
       <w:tab/>
-      <w:t>2025-05-19</w:t>
+      <w:t>2025-05-20</w:t>
       <w:br/>
       <w:br/>
     </w:r>

--- a/tillsyn/A 58350-2024 tillsynsbegäran.docx
+++ b/tillsyn/A 58350-2024 tillsynsbegäran.docx
@@ -218,7 +218,7 @@
     <w:r>
       <w:tab/>
       <w:tab/>
-      <w:t>2025-05-20</w:t>
+      <w:t>2025-05-21</w:t>
       <w:br/>
       <w:br/>
     </w:r>

--- a/tillsyn/A 58350-2024 tillsynsbegäran.docx
+++ b/tillsyn/A 58350-2024 tillsynsbegäran.docx
@@ -218,7 +218,7 @@
     <w:r>
       <w:tab/>
       <w:tab/>
-      <w:t>2025-05-21</w:t>
+      <w:t>2025-05-22</w:t>
       <w:br/>
       <w:br/>
     </w:r>

--- a/tillsyn/A 58350-2024 tillsynsbegäran.docx
+++ b/tillsyn/A 58350-2024 tillsynsbegäran.docx
@@ -218,7 +218,7 @@
     <w:r>
       <w:tab/>
       <w:tab/>
-      <w:t>2025-05-22</w:t>
+      <w:t>2025-05-23</w:t>
       <w:br/>
       <w:br/>
     </w:r>

--- a/tillsyn/A 58350-2024 tillsynsbegäran.docx
+++ b/tillsyn/A 58350-2024 tillsynsbegäran.docx
@@ -218,7 +218,7 @@
     <w:r>
       <w:tab/>
       <w:tab/>
-      <w:t>2025-05-23</w:t>
+      <w:t>2025-05-24</w:t>
       <w:br/>
       <w:br/>
     </w:r>

--- a/tillsyn/A 58350-2024 tillsynsbegäran.docx
+++ b/tillsyn/A 58350-2024 tillsynsbegäran.docx
@@ -218,7 +218,7 @@
     <w:r>
       <w:tab/>
       <w:tab/>
-      <w:t>2025-05-24</w:t>
+      <w:t>2025-05-25</w:t>
       <w:br/>
       <w:br/>
     </w:r>

--- a/tillsyn/A 58350-2024 tillsynsbegäran.docx
+++ b/tillsyn/A 58350-2024 tillsynsbegäran.docx
@@ -218,7 +218,7 @@
     <w:r>
       <w:tab/>
       <w:tab/>
-      <w:t>2025-05-25</w:t>
+      <w:t>2025-05-26</w:t>
       <w:br/>
       <w:br/>
     </w:r>

--- a/tillsyn/A 58350-2024 tillsynsbegäran.docx
+++ b/tillsyn/A 58350-2024 tillsynsbegäran.docx
@@ -218,7 +218,7 @@
     <w:r>
       <w:tab/>
       <w:tab/>
-      <w:t>2025-05-26</w:t>
+      <w:t>2025-05-27</w:t>
       <w:br/>
       <w:br/>
     </w:r>

--- a/tillsyn/A 58350-2024 tillsynsbegäran.docx
+++ b/tillsyn/A 58350-2024 tillsynsbegäran.docx
@@ -90,6 +90,17 @@
         <w:t>Figur 1. Fyndplatser för naturvårdsarter i det avverkningsanmälda området (röd linje). Markörer utan svart kant är placerade på fyndplatsen. Markörer med svart kant är placerade vid sidan av fyndplatsen och har ett svart streck som visar fyndplatsens exakta position. Kartans mittpunktskoordinat är N 6275923, E 552122 i SWEREF 99 TM.</w:t>
       </w:r>
     </w:p>
+    <w:p>
+      <w:r>
+        <w:rPr>
+          <w:b/>
+        </w:rPr>
+        <w:t xml:space="preserve">Blåmossa </w:t>
+      </w:r>
+      <w:r>
+        <w:t>har karaktäristiska kuddar som är lätta att se på långt håll. Mycket stora kuddar, större än 0,5 meter i höjd, indikerar höga naturvärden där skogen har en lång period av orördhet oh stabila miljöförhållanden. Mossan växer under gynnsamma omständigheter cirka 1 centimeter per år och stora kuddar kan därför indirekt visa att lokalen varit lämplig under en lång tid (Nitare &amp; Skogsstyrelsen, 2019).</w:t>
+      </w:r>
+    </w:p>
     <w:sectPr>
       <w:headerReference w:type="even" r:id="rId8"/>
       <w:headerReference w:type="default" r:id="rId9"/>
@@ -218,7 +229,7 @@
     <w:r>
       <w:tab/>
       <w:tab/>
-      <w:t>2025-05-27</w:t>
+      <w:t>2025-05-30</w:t>
       <w:br/>
       <w:br/>
     </w:r>

--- a/tillsyn/A 58350-2024 tillsynsbegäran.docx
+++ b/tillsyn/A 58350-2024 tillsynsbegäran.docx
@@ -229,7 +229,7 @@
     <w:r>
       <w:tab/>
       <w:tab/>
-      <w:t>2025-05-30</w:t>
+      <w:t>2025-06-01</w:t>
       <w:br/>
       <w:br/>
     </w:r>

--- a/tillsyn/A 58350-2024 tillsynsbegäran.docx
+++ b/tillsyn/A 58350-2024 tillsynsbegäran.docx
@@ -229,7 +229,7 @@
     <w:r>
       <w:tab/>
       <w:tab/>
-      <w:t>2025-06-01</w:t>
+      <w:t>2025-06-02</w:t>
       <w:br/>
       <w:br/>
     </w:r>

--- a/tillsyn/A 58350-2024 tillsynsbegäran.docx
+++ b/tillsyn/A 58350-2024 tillsynsbegäran.docx
@@ -229,7 +229,7 @@
     <w:r>
       <w:tab/>
       <w:tab/>
-      <w:t>2025-06-02</w:t>
+      <w:t>2025-06-03</w:t>
       <w:br/>
       <w:br/>
     </w:r>

--- a/tillsyn/A 58350-2024 tillsynsbegäran.docx
+++ b/tillsyn/A 58350-2024 tillsynsbegäran.docx
@@ -229,7 +229,7 @@
     <w:r>
       <w:tab/>
       <w:tab/>
-      <w:t>2025-06-03</w:t>
+      <w:t>2025-06-04</w:t>
       <w:br/>
       <w:br/>
     </w:r>

--- a/tillsyn/A 58350-2024 tillsynsbegäran.docx
+++ b/tillsyn/A 58350-2024 tillsynsbegäran.docx
@@ -229,7 +229,7 @@
     <w:r>
       <w:tab/>
       <w:tab/>
-      <w:t>2025-06-04</w:t>
+      <w:t>2025-06-05</w:t>
       <w:br/>
       <w:br/>
     </w:r>

--- a/tillsyn/A 58350-2024 tillsynsbegäran.docx
+++ b/tillsyn/A 58350-2024 tillsynsbegäran.docx
@@ -229,7 +229,7 @@
     <w:r>
       <w:tab/>
       <w:tab/>
-      <w:t>2025-06-05</w:t>
+      <w:t>2025-06-13</w:t>
       <w:br/>
       <w:br/>
     </w:r>

--- a/tillsyn/A 58350-2024 tillsynsbegäran.docx
+++ b/tillsyn/A 58350-2024 tillsynsbegäran.docx
@@ -229,7 +229,7 @@
     <w:r>
       <w:tab/>
       <w:tab/>
-      <w:t>2025-06-13</w:t>
+      <w:t>2025-06-15</w:t>
       <w:br/>
       <w:br/>
     </w:r>

--- a/tillsyn/A 58350-2024 tillsynsbegäran.docx
+++ b/tillsyn/A 58350-2024 tillsynsbegäran.docx
@@ -229,7 +229,7 @@
     <w:r>
       <w:tab/>
       <w:tab/>
-      <w:t>2025-06-15</w:t>
+      <w:t>2025-06-16</w:t>
       <w:br/>
       <w:br/>
     </w:r>

--- a/tillsyn/A 58350-2024 tillsynsbegäran.docx
+++ b/tillsyn/A 58350-2024 tillsynsbegäran.docx
@@ -229,7 +229,7 @@
     <w:r>
       <w:tab/>
       <w:tab/>
-      <w:t>2025-06-16</w:t>
+      <w:t>2025-06-17</w:t>
       <w:br/>
       <w:br/>
     </w:r>

--- a/tillsyn/A 58350-2024 tillsynsbegäran.docx
+++ b/tillsyn/A 58350-2024 tillsynsbegäran.docx
@@ -229,7 +229,7 @@
     <w:r>
       <w:tab/>
       <w:tab/>
-      <w:t>2025-06-17</w:t>
+      <w:t>2025-06-18</w:t>
       <w:br/>
       <w:br/>
     </w:r>

--- a/tillsyn/A 58350-2024 tillsynsbegäran.docx
+++ b/tillsyn/A 58350-2024 tillsynsbegäran.docx
@@ -229,7 +229,7 @@
     <w:r>
       <w:tab/>
       <w:tab/>
-      <w:t>2025-06-18</w:t>
+      <w:t>2025-06-19</w:t>
       <w:br/>
       <w:br/>
     </w:r>

--- a/tillsyn/A 58350-2024 tillsynsbegäran.docx
+++ b/tillsyn/A 58350-2024 tillsynsbegäran.docx
@@ -229,7 +229,7 @@
     <w:r>
       <w:tab/>
       <w:tab/>
-      <w:t>2025-06-19</w:t>
+      <w:t>2025-06-20</w:t>
       <w:br/>
       <w:br/>
     </w:r>

--- a/tillsyn/A 58350-2024 tillsynsbegäran.docx
+++ b/tillsyn/A 58350-2024 tillsynsbegäran.docx
@@ -229,7 +229,7 @@
     <w:r>
       <w:tab/>
       <w:tab/>
-      <w:t>2025-06-20</w:t>
+      <w:t>2025-06-21</w:t>
       <w:br/>
       <w:br/>
     </w:r>

--- a/tillsyn/A 58350-2024 tillsynsbegäran.docx
+++ b/tillsyn/A 58350-2024 tillsynsbegäran.docx
@@ -229,7 +229,7 @@
     <w:r>
       <w:tab/>
       <w:tab/>
-      <w:t>2025-06-21</w:t>
+      <w:t>2025-06-22</w:t>
       <w:br/>
       <w:br/>
     </w:r>

--- a/tillsyn/A 58350-2024 tillsynsbegäran.docx
+++ b/tillsyn/A 58350-2024 tillsynsbegäran.docx
@@ -229,7 +229,7 @@
     <w:r>
       <w:tab/>
       <w:tab/>
-      <w:t>2025-06-22</w:t>
+      <w:t>2025-06-23</w:t>
       <w:br/>
       <w:br/>
     </w:r>

--- a/tillsyn/A 58350-2024 tillsynsbegäran.docx
+++ b/tillsyn/A 58350-2024 tillsynsbegäran.docx
@@ -229,7 +229,7 @@
     <w:r>
       <w:tab/>
       <w:tab/>
-      <w:t>2025-06-23</w:t>
+      <w:t>2025-06-24</w:t>
       <w:br/>
       <w:br/>
     </w:r>

--- a/tillsyn/A 58350-2024 tillsynsbegäran.docx
+++ b/tillsyn/A 58350-2024 tillsynsbegäran.docx
@@ -229,7 +229,7 @@
     <w:r>
       <w:tab/>
       <w:tab/>
-      <w:t>2025-06-24</w:t>
+      <w:t>2025-06-25</w:t>
       <w:br/>
       <w:br/>
     </w:r>

--- a/tillsyn/A 58350-2024 tillsynsbegäran.docx
+++ b/tillsyn/A 58350-2024 tillsynsbegäran.docx
@@ -229,7 +229,7 @@
     <w:r>
       <w:tab/>
       <w:tab/>
-      <w:t>2025-06-25</w:t>
+      <w:t>2025-06-26</w:t>
       <w:br/>
       <w:br/>
     </w:r>

--- a/tillsyn/A 58350-2024 tillsynsbegäran.docx
+++ b/tillsyn/A 58350-2024 tillsynsbegäran.docx
@@ -229,7 +229,7 @@
     <w:r>
       <w:tab/>
       <w:tab/>
-      <w:t>2025-06-26</w:t>
+      <w:t>2025-06-27</w:t>
       <w:br/>
       <w:br/>
     </w:r>

--- a/tillsyn/A 58350-2024 tillsynsbegäran.docx
+++ b/tillsyn/A 58350-2024 tillsynsbegäran.docx
@@ -229,7 +229,7 @@
     <w:r>
       <w:tab/>
       <w:tab/>
-      <w:t>2025-06-27</w:t>
+      <w:t>2025-06-28</w:t>
       <w:br/>
       <w:br/>
     </w:r>

--- a/tillsyn/A 58350-2024 tillsynsbegäran.docx
+++ b/tillsyn/A 58350-2024 tillsynsbegäran.docx
@@ -229,7 +229,7 @@
     <w:r>
       <w:tab/>
       <w:tab/>
-      <w:t>2025-06-28</w:t>
+      <w:t>2025-06-29</w:t>
       <w:br/>
       <w:br/>
     </w:r>

--- a/tillsyn/A 58350-2024 tillsynsbegäran.docx
+++ b/tillsyn/A 58350-2024 tillsynsbegäran.docx
@@ -229,7 +229,7 @@
     <w:r>
       <w:tab/>
       <w:tab/>
-      <w:t>2025-06-29</w:t>
+      <w:t>2025-06-30</w:t>
       <w:br/>
       <w:br/>
     </w:r>

--- a/tillsyn/A 58350-2024 tillsynsbegäran.docx
+++ b/tillsyn/A 58350-2024 tillsynsbegäran.docx
@@ -229,7 +229,7 @@
     <w:r>
       <w:tab/>
       <w:tab/>
-      <w:t>2025-06-30</w:t>
+      <w:t>2025-07-01</w:t>
       <w:br/>
       <w:br/>
     </w:r>

--- a/tillsyn/A 58350-2024 tillsynsbegäran.docx
+++ b/tillsyn/A 58350-2024 tillsynsbegäran.docx
@@ -229,7 +229,7 @@
     <w:r>
       <w:tab/>
       <w:tab/>
-      <w:t>2025-07-01</w:t>
+      <w:t>2025-07-02</w:t>
       <w:br/>
       <w:br/>
     </w:r>

--- a/tillsyn/A 58350-2024 tillsynsbegäran.docx
+++ b/tillsyn/A 58350-2024 tillsynsbegäran.docx
@@ -229,7 +229,7 @@
     <w:r>
       <w:tab/>
       <w:tab/>
-      <w:t>2025-07-02</w:t>
+      <w:t>2025-07-03</w:t>
       <w:br/>
       <w:br/>
     </w:r>

--- a/tillsyn/A 58350-2024 tillsynsbegäran.docx
+++ b/tillsyn/A 58350-2024 tillsynsbegäran.docx
@@ -229,7 +229,7 @@
     <w:r>
       <w:tab/>
       <w:tab/>
-      <w:t>2025-07-03</w:t>
+      <w:t>2025-07-04</w:t>
       <w:br/>
       <w:br/>
     </w:r>

--- a/tillsyn/A 58350-2024 tillsynsbegäran.docx
+++ b/tillsyn/A 58350-2024 tillsynsbegäran.docx
@@ -229,7 +229,7 @@
     <w:r>
       <w:tab/>
       <w:tab/>
-      <w:t>2025-07-04</w:t>
+      <w:t>2025-07-05</w:t>
       <w:br/>
       <w:br/>
     </w:r>

--- a/tillsyn/A 58350-2024 tillsynsbegäran.docx
+++ b/tillsyn/A 58350-2024 tillsynsbegäran.docx
@@ -229,7 +229,7 @@
     <w:r>
       <w:tab/>
       <w:tab/>
-      <w:t>2025-07-05</w:t>
+      <w:t>2025-07-06</w:t>
       <w:br/>
       <w:br/>
     </w:r>

--- a/tillsyn/A 58350-2024 tillsynsbegäran.docx
+++ b/tillsyn/A 58350-2024 tillsynsbegäran.docx
@@ -229,7 +229,7 @@
     <w:r>
       <w:tab/>
       <w:tab/>
-      <w:t>2025-07-06</w:t>
+      <w:t>2025-07-07</w:t>
       <w:br/>
       <w:br/>
     </w:r>

--- a/tillsyn/A 58350-2024 tillsynsbegäran.docx
+++ b/tillsyn/A 58350-2024 tillsynsbegäran.docx
@@ -229,7 +229,7 @@
     <w:r>
       <w:tab/>
       <w:tab/>
-      <w:t>2025-07-07</w:t>
+      <w:t>2025-07-08</w:t>
       <w:br/>
       <w:br/>
     </w:r>

--- a/tillsyn/A 58350-2024 tillsynsbegäran.docx
+++ b/tillsyn/A 58350-2024 tillsynsbegäran.docx
@@ -229,7 +229,7 @@
     <w:r>
       <w:tab/>
       <w:tab/>
-      <w:t>2025-07-08</w:t>
+      <w:t>2025-07-09</w:t>
       <w:br/>
       <w:br/>
     </w:r>

--- a/tillsyn/A 58350-2024 tillsynsbegäran.docx
+++ b/tillsyn/A 58350-2024 tillsynsbegäran.docx
@@ -229,7 +229,7 @@
     <w:r>
       <w:tab/>
       <w:tab/>
-      <w:t>2025-07-09</w:t>
+      <w:t>2025-07-11</w:t>
       <w:br/>
       <w:br/>
     </w:r>

--- a/tillsyn/A 58350-2024 tillsynsbegäran.docx
+++ b/tillsyn/A 58350-2024 tillsynsbegäran.docx
@@ -229,7 +229,7 @@
     <w:r>
       <w:tab/>
       <w:tab/>
-      <w:t>2025-07-11</w:t>
+      <w:t>2025-07-12</w:t>
       <w:br/>
       <w:br/>
     </w:r>

--- a/tillsyn/A 58350-2024 tillsynsbegäran.docx
+++ b/tillsyn/A 58350-2024 tillsynsbegäran.docx
@@ -229,7 +229,7 @@
     <w:r>
       <w:tab/>
       <w:tab/>
-      <w:t>2025-07-12</w:t>
+      <w:t>2025-07-13</w:t>
       <w:br/>
       <w:br/>
     </w:r>

--- a/tillsyn/A 58350-2024 tillsynsbegäran.docx
+++ b/tillsyn/A 58350-2024 tillsynsbegäran.docx
@@ -229,7 +229,7 @@
     <w:r>
       <w:tab/>
       <w:tab/>
-      <w:t>2025-07-13</w:t>
+      <w:t>2025-07-14</w:t>
       <w:br/>
       <w:br/>
     </w:r>

--- a/tillsyn/A 58350-2024 tillsynsbegäran.docx
+++ b/tillsyn/A 58350-2024 tillsynsbegäran.docx
@@ -229,7 +229,7 @@
     <w:r>
       <w:tab/>
       <w:tab/>
-      <w:t>2025-08-06</w:t>
+      <w:t>2025-08-09</w:t>
       <w:br/>
       <w:br/>
     </w:r>
